--- a/线性代数基础·一捆数与一张表.docx
+++ b/线性代数基础·一捆数与一张表.docx
@@ -4,7 +4,7 @@
   <w:body>
     <w:p>
       <w:pPr>
-        <w:pStyle w:val="6s4r4i"/>
+        <w:pStyle w:val="Heading1"/>
         <w:spacing w:after="360"/>
         <w:jc w:val="center"/>
         <w:rPr>
@@ -29,7 +29,7 @@
     </w:p>
     <w:p>
       <w:pPr>
-        <w:pStyle w:val="t0r6ss"/>
+        <w:pStyle w:val="Normal"/>
         <w:spacing w:after="160" w:line="360" w:lineRule="auto"/>
         <w:rPr>
           <w:rFonts w:ascii="SimSun" w:hAnsi="SimSun" w:eastAsia="SimSun"/>
@@ -48,7 +48,7 @@
     </w:p>
     <w:p>
       <w:pPr>
-        <w:pStyle w:val="t0r6ss"/>
+        <w:pStyle w:val="Normal"/>
         <w:spacing w:after="160" w:line="360" w:lineRule="auto"/>
         <w:rPr>
           <w:rFonts w:ascii="SimSun" w:hAnsi="SimSun" w:eastAsia="SimSun"/>
@@ -67,7 +67,7 @@
     </w:p>
     <w:p>
       <w:pPr>
-        <w:pStyle w:val="t0r6ss"/>
+        <w:pStyle w:val="Normal"/>
         <w:spacing w:after="160" w:line="360" w:lineRule="auto"/>
         <w:rPr>
           <w:rFonts w:ascii="SimSun" w:hAnsi="SimSun" w:eastAsia="SimSun"/>
@@ -86,7 +86,7 @@
     </w:p>
     <w:p>
       <w:pPr>
-        <w:pStyle w:val="t0r6ss"/>
+        <w:pStyle w:val="Normal"/>
         <w:spacing w:after="160" w:line="360" w:lineRule="auto"/>
         <w:rPr>
           <w:rFonts w:ascii="SimSun" w:hAnsi="SimSun" w:eastAsia="SimSun"/>
@@ -105,7 +105,7 @@
     </w:p>
     <w:p>
       <w:pPr>
-        <w:pStyle w:val="t0r6ss"/>
+        <w:pStyle w:val="Normal"/>
         <w:spacing w:after="160" w:line="360" w:lineRule="auto"/>
         <w:rPr>
           <w:rFonts w:ascii="SimSun" w:hAnsi="SimSun" w:eastAsia="SimSun"/>
@@ -124,7 +124,7 @@
     </w:p>
     <w:p>
       <w:pPr>
-        <w:pStyle w:val="t0r6ss"/>
+        <w:pStyle w:val="Normal"/>
         <w:spacing w:before="200" w:after="40"/>
         <w:jc w:val="center"/>
         <w:rPr>
@@ -170,7 +170,7 @@
     </w:p>
     <w:p>
       <w:pPr>
-        <w:pStyle w:val="t0r6ss"/>
+        <w:pStyle w:val="Normal"/>
         <w:spacing w:after="280"/>
         <w:jc w:val="center"/>
         <w:rPr>
@@ -191,7 +191,7 @@
     </w:p>
     <w:p>
       <w:pPr>
-        <w:pStyle w:val="t0r6ss"/>
+        <w:pStyle w:val="Normal"/>
         <w:spacing w:after="160" w:line="360" w:lineRule="auto"/>
         <w:rPr>
           <w:rFonts w:ascii="SimSun" w:hAnsi="SimSun" w:eastAsia="SimSun"/>
@@ -287,7 +287,7 @@
     </w:p>
     <w:p>
       <w:pPr>
-        <w:pStyle w:val="t0r6ss"/>
+        <w:pStyle w:val="Normal"/>
         <w:spacing w:before="200" w:after="40"/>
         <w:jc w:val="center"/>
         <w:rPr>
@@ -333,7 +333,7 @@
     </w:p>
     <w:p>
       <w:pPr>
-        <w:pStyle w:val="t0r6ss"/>
+        <w:pStyle w:val="Normal"/>
         <w:spacing w:after="280"/>
         <w:jc w:val="center"/>
         <w:rPr>
@@ -354,7 +354,7 @@
     </w:p>
     <w:p>
       <w:pPr>
-        <w:pStyle w:val="t0r6ss"/>
+        <w:pStyle w:val="Normal"/>
         <w:spacing w:before="200" w:after="40"/>
         <w:jc w:val="center"/>
         <w:rPr>
@@ -400,7 +400,7 @@
     </w:p>
     <w:p>
       <w:pPr>
-        <w:pStyle w:val="t0r6ss"/>
+        <w:pStyle w:val="Normal"/>
         <w:spacing w:after="280"/>
         <w:jc w:val="center"/>
         <w:rPr>
@@ -421,7 +421,7 @@
     </w:p>
     <w:p>
       <w:pPr>
-        <w:pStyle w:val="t0r6ss"/>
+        <w:pStyle w:val="Normal"/>
         <w:spacing w:after="160" w:line="360" w:lineRule="auto"/>
         <w:rPr>
           <w:rFonts w:ascii="SimSun" w:hAnsi="SimSun" w:eastAsia="SimSun"/>
@@ -440,7 +440,7 @@
     </w:p>
     <w:p>
       <w:pPr>
-        <w:pStyle w:val="t0r6ss"/>
+        <w:pStyle w:val="Normal"/>
         <w:spacing w:after="160" w:line="360" w:lineRule="auto"/>
         <w:rPr>
           <w:rFonts w:ascii="SimSun" w:hAnsi="SimSun" w:eastAsia="SimSun"/>
@@ -459,7 +459,7 @@
     </w:p>
     <w:p>
       <w:pPr>
-        <w:pStyle w:val="t0r6ss"/>
+        <w:pStyle w:val="Normal"/>
         <w:spacing w:after="160" w:line="360" w:lineRule="auto"/>
         <w:rPr>
           <w:rFonts w:ascii="SimSun" w:hAnsi="SimSun" w:eastAsia="SimSun"/>
@@ -478,7 +478,7 @@
     </w:p>
     <w:p>
       <w:pPr>
-        <w:pStyle w:val="t0r6ss"/>
+        <w:pStyle w:val="Normal"/>
         <w:spacing w:before="200" w:after="40"/>
         <w:jc w:val="center"/>
         <w:rPr>
@@ -524,7 +524,7 @@
     </w:p>
     <w:p>
       <w:pPr>
-        <w:pStyle w:val="t0r6ss"/>
+        <w:pStyle w:val="Normal"/>
         <w:spacing w:after="280"/>
         <w:jc w:val="center"/>
         <w:rPr>
@@ -545,7 +545,7 @@
     </w:p>
     <w:p>
       <w:pPr>
-        <w:pStyle w:val="t0r6ss"/>
+        <w:pStyle w:val="Normal"/>
         <w:spacing w:after="160" w:line="360" w:lineRule="auto"/>
         <w:rPr>
           <w:rFonts w:ascii="SimSun" w:hAnsi="SimSun" w:eastAsia="SimSun"/>
@@ -704,7 +704,7 @@
     </w:p>
     <w:p>
       <w:pPr>
-        <w:pStyle w:val="t0r6ss"/>
+        <w:pStyle w:val="Normal"/>
         <w:spacing w:before="200" w:after="40"/>
         <w:jc w:val="center"/>
         <w:rPr>
@@ -750,7 +750,7 @@
     </w:p>
     <w:p>
       <w:pPr>
-        <w:pStyle w:val="t0r6ss"/>
+        <w:pStyle w:val="Normal"/>
         <w:spacing w:after="280"/>
         <w:jc w:val="center"/>
         <w:rPr>
@@ -771,7 +771,7 @@
     </w:p>
     <w:p>
       <w:pPr>
-        <w:pStyle w:val="t0r6ss"/>
+        <w:pStyle w:val="Normal"/>
         <w:spacing w:before="200" w:after="40"/>
         <w:jc w:val="center"/>
         <w:rPr>
@@ -817,7 +817,7 @@
     </w:p>
     <w:p>
       <w:pPr>
-        <w:pStyle w:val="t0r6ss"/>
+        <w:pStyle w:val="Normal"/>
         <w:spacing w:after="280"/>
         <w:jc w:val="center"/>
         <w:rPr>
@@ -838,7 +838,329 @@
     </w:p>
     <w:p>
       <w:pPr>
-        <w:pStyle w:val="t0r6ss"/>
+        <w:pStyle w:val="Normal"/>
+        <w:spacing w:after="160" w:line="360" w:lineRule="auto"/>
+        <w:rPr>
+          <w:rFonts w:ascii="SimSun" w:hAnsi="SimSun" w:eastAsia="SimSun"/>
+          <w:sz w:val="24"/>
+          <w:szCs w:val="24"/>
+        </w:rPr>
+      </w:pPr>
+      <w:r>
+        <w:rPr>
+          <w:rFonts w:hint="eastAsia" w:ascii="SimSun" w:hAnsi="SimSun" w:eastAsia="SimSun"/>
+          <w:sz w:val="24"/>
+          <w:szCs w:val="24"/>
+        </w:rPr>
+        <w:t>同一件事还能倒过来读，而这一遍更值钱。</w:t>
+      </w:r>
+    </w:p>
+    <w:p>
+      <w:pPr>
+        <w:pStyle w:val="Normal"/>
+        <w:spacing w:after="160" w:line="360" w:lineRule="auto"/>
+        <w:rPr>
+          <w:rFonts w:ascii="SimSun" w:hAnsi="SimSun" w:eastAsia="SimSun"/>
+          <w:sz w:val="24"/>
+          <w:szCs w:val="24"/>
+        </w:rPr>
+      </w:pPr>
+      <w:r>
+        <w:rPr>
+          <w:rFonts w:hint="eastAsia" w:ascii="SimSun" w:hAnsi="SimSun" w:eastAsia="SimSun"/>
+          <w:sz w:val="24"/>
+          <w:szCs w:val="24"/>
+        </w:rPr>
+        <w:t>刚才把两列读成“两个去处”：横的那根被送到哪儿、竖的那根被送到哪儿。换个读法：</w:t>
+      </w:r>
+      <w:r>
+        <w:rPr>
+          <w:rFonts w:hint="eastAsia" w:ascii="SimSun" w:hAnsi="SimSun" w:eastAsia="SimSun"/>
+          <w:b w:val="1"/>
+          <w:sz w:val="24"/>
+          <w:szCs w:val="24"/>
+        </w:rPr>
+        <w:t>这两列就是新的两根尺子</w:t>
+      </w:r>
+      <w:r>
+        <w:rPr>
+          <w:rFonts w:hint="eastAsia" w:ascii="SimSun" w:hAnsi="SimSun" w:eastAsia="SimSun"/>
+          <w:sz w:val="24"/>
+          <w:szCs w:val="24"/>
+        </w:rPr>
+        <w:t>——第一列是新的横，第二列是新的竖。底板没动，尺子换了。</w:t>
+      </w:r>
+    </w:p>
+    <w:p>
+      <w:pPr>
+        <w:pStyle w:val="Normal"/>
+        <w:spacing w:after="160" w:line="360" w:lineRule="auto"/>
+        <w:rPr>
+          <w:rFonts w:ascii="SimSun" w:hAnsi="SimSun" w:eastAsia="SimSun"/>
+          <w:sz w:val="24"/>
+          <w:szCs w:val="24"/>
+        </w:rPr>
+      </w:pPr>
+      <w:r>
+        <w:rPr>
+          <w:rFonts w:hint="eastAsia" w:ascii="SimSun" w:hAnsi="SimSun" w:eastAsia="SimSun"/>
+          <w:sz w:val="24"/>
+          <w:szCs w:val="24"/>
+        </w:rPr>
+        <w:t xml:space="preserve">两种读法算的是同一道题。拿 </w:t>
+      </w:r>
+      <m:oMath>
+        <m:r>
+          <m:rPr/>
+          <w:rPr/>
+          <m:t>A=(</m:t>
+        </m:r>
+        <m:m>
+          <m:mPr/>
+          <m:mr>
+            <m:e>
+              <m:r>
+                <m:rPr/>
+                <w:rPr/>
+                <m:t>2</m:t>
+              </m:r>
+            </m:e>
+            <m:e>
+              <m:r>
+                <m:rPr/>
+                <w:rPr/>
+                <m:t>1</m:t>
+              </m:r>
+            </m:e>
+            <m:e>
+              <m:r>
+                <m:rPr/>
+                <w:rPr/>
+                <m:t>1</m:t>
+              </m:r>
+            </m:e>
+            <m:e>
+              <m:r>
+                <m:rPr/>
+                <w:rPr/>
+                <m:t>2</m:t>
+              </m:r>
+            </m:e>
+          </m:mr>
+        </m:m>
+        <m:r>
+          <m:rPr/>
+          <w:rPr/>
+          <m:t>)</m:t>
+        </m:r>
+      </m:oMath>
+      <w:r>
+        <w:rPr>
+          <w:rFonts w:hint="eastAsia" w:ascii="SimSun" w:hAnsi="SimSun" w:eastAsia="SimSun"/>
+          <w:sz w:val="24"/>
+          <w:szCs w:val="24"/>
+        </w:rPr>
+        <w:t xml:space="preserve"> 试：一捆数 </w:t>
+      </w:r>
+      <m:oMath>
+        <m:r>
+          <m:rPr/>
+          <w:rPr/>
+          <m:t>(</m:t>
+        </m:r>
+        <m:m>
+          <m:mPr/>
+          <m:mr>
+            <m:e>
+              <m:r>
+                <m:rPr/>
+                <w:rPr/>
+                <m:t>1</m:t>
+              </m:r>
+            </m:e>
+            <m:e>
+              <m:r>
+                <m:rPr/>
+                <w:rPr/>
+                <m:t>1</m:t>
+              </m:r>
+            </m:e>
+          </m:mr>
+        </m:m>
+        <m:r>
+          <m:rPr/>
+          <w:rPr/>
+          <m:t>)</m:t>
+        </m:r>
+      </m:oMath>
+      <w:r>
+        <w:rPr>
+          <w:rFonts w:hint="eastAsia" w:ascii="SimSun" w:hAnsi="SimSun" w:eastAsia="SimSun"/>
+          <w:sz w:val="24"/>
+          <w:szCs w:val="24"/>
+        </w:rPr>
+        <w:t xml:space="preserve"> 的意思是“1 个横 ＋ 1 个竖”。按“尺子换了”读，那个“1 个 ＋ 1 个”的构成一个字不改，只是横换成 A 的第一列 (2,1)、竖换成第二列 (1,2)——结果就是 1 个 (2,1) 加 1 个 (1,2)，等于 (3,3)。按“点被送走”读，算的是同一件事：</w:t>
+      </w:r>
+      <m:oMath>
+        <m:r>
+          <m:rPr/>
+          <w:rPr/>
+          <m:t>A⋅(1,1)=(3,3)</m:t>
+        </m:r>
+      </m:oMath>
+      <w:r>
+        <w:rPr>
+          <w:rFonts w:hint="eastAsia" w:ascii="SimSun" w:hAnsi="SimSun" w:eastAsia="SimSun"/>
+          <w:sz w:val="24"/>
+          <w:szCs w:val="24"/>
+        </w:rPr>
+        <w:t>。一分不差。</w:t>
+      </w:r>
+    </w:p>
+    <w:p>
+      <w:pPr>
+        <w:pStyle w:val="Normal"/>
+        <w:spacing w:after="160" w:line="360" w:lineRule="auto"/>
+        <w:rPr>
+          <w:rFonts w:ascii="SimSun" w:hAnsi="SimSun" w:eastAsia="SimSun"/>
+          <w:sz w:val="24"/>
+          <w:szCs w:val="24"/>
+        </w:rPr>
+      </w:pPr>
+      <w:r>
+        <w:rPr>
+          <w:rFonts w:hint="eastAsia" w:ascii="SimSun" w:hAnsi="SimSun" w:eastAsia="SimSun"/>
+          <w:sz w:val="24"/>
+          <w:szCs w:val="24"/>
+        </w:rPr>
+        <w:t>差别只在</w:t>
+      </w:r>
+      <w:r>
+        <w:rPr>
+          <w:rFonts w:hint="eastAsia" w:ascii="SimSun" w:hAnsi="SimSun" w:eastAsia="SimSun"/>
+          <w:b w:val="1"/>
+          <w:sz w:val="24"/>
+          <w:szCs w:val="24"/>
+        </w:rPr>
+        <w:t>谁在动</w:t>
+      </w:r>
+      <w:r>
+        <w:rPr>
+          <w:rFonts w:hint="eastAsia" w:ascii="SimSun" w:hAnsi="SimSun" w:eastAsia="SimSun"/>
+          <w:sz w:val="24"/>
+          <w:szCs w:val="24"/>
+        </w:rPr>
+        <w:t>：前一种读法里，点在动、尺子不动；后一种里，尺子动了、点在尺子上的读数没动。什么时候必须用后一种？当你关心的不是“它跑到哪儿”，而是“同一支箭头换一套尺子量，读数是几”的时候。</w:t>
+      </w:r>
+    </w:p>
+    <w:p>
+      <w:pPr>
+        <w:pStyle w:val="Normal"/>
+        <w:spacing w:after="160" w:line="360" w:lineRule="auto"/>
+        <w:rPr>
+          <w:rFonts w:ascii="SimSun" w:hAnsi="SimSun" w:eastAsia="SimSun"/>
+          <w:sz w:val="24"/>
+          <w:szCs w:val="24"/>
+        </w:rPr>
+      </w:pPr>
+      <w:r>
+        <w:rPr>
+          <w:rFonts w:hint="eastAsia" w:ascii="SimSun" w:hAnsi="SimSun" w:eastAsia="SimSun"/>
+          <w:sz w:val="24"/>
+          <w:szCs w:val="24"/>
+        </w:rPr>
+        <w:t>乘法那句口诀，在后一种读法里才有理由：结果的第 i 个分量，就是拿新尺子的第 i 个坐标，去数旧的那两组分量——“左边横的数分别乘右边竖的数”，不是要背的规矩，是换完尺子重新数一遍。</w:t>
+      </w:r>
+    </w:p>
+    <w:p>
+      <w:pPr>
+        <w:pStyle w:val="Normal"/>
+        <w:spacing w:after="160" w:line="360" w:lineRule="auto"/>
+        <w:rPr>
+          <w:rFonts w:ascii="SimSun" w:hAnsi="SimSun" w:eastAsia="SimSun"/>
+          <w:sz w:val="24"/>
+          <w:szCs w:val="24"/>
+        </w:rPr>
+      </w:pPr>
+      <w:r>
+        <w:rPr>
+          <w:rFonts w:hint="eastAsia" w:ascii="SimSun" w:hAnsi="SimSun" w:eastAsia="SimSun"/>
+          <w:sz w:val="24"/>
+          <w:szCs w:val="24"/>
+        </w:rPr>
+        <w:t>这一步动的不是点，是点脚下的尺子。往后看，它的分量会越来越重：两张表相乘的时候，动的是对方那把尺子。</w:t>
+      </w:r>
+    </w:p>
+    <w:p>
+      <w:pPr>
+        <w:pStyle w:val="Normal"/>
+        <w:spacing w:before="200" w:after="40"/>
+        <w:jc w:val="center"/>
+        <w:rPr>
+          <w:rFonts w:ascii="SimSun" w:hAnsi="SimSun" w:eastAsia="SimSun"/>
+          <w:sz w:val="24"/>
+          <w:szCs w:val="24"/>
+        </w:rPr>
+      </w:pPr>
+      <w:r>
+        <w:drawing>
+          <wp:inline distT="0" distB="0" distL="0" distR="0">
+            <wp:extent cx="5334000" cy="2590800"/>
+            <wp:effectExtent l="0" t="0" r="0" b="0"/>
+            <wp:docPr id="20" name="picture"/>
+            <a:graphic>
+              <a:graphicData uri="http://schemas.openxmlformats.org/drawingml/2006/picture">
+                <pic:pic>
+                  <pic:nvPicPr>
+                    <pic:cNvPr id="21" name="picture"/>
+                    <pic:cNvPicPr/>
+                  </pic:nvPicPr>
+                  <pic:blipFill rotWithShape="1">
+                    <a:blip r:embed="rId10"/>
+                    <a:stretch>
+                      <a:fillRect/>
+                    </a:stretch>
+                  </pic:blipFill>
+                  <pic:spPr>
+                    <a:xfrm>
+                      <a:off x="0" y="0"/>
+                      <a:ext cx="5334000" cy="2590800"/>
+                    </a:xfrm>
+                    <a:prstGeom prst="rect">
+                      <a:avLst/>
+                    </a:prstGeom>
+                  </pic:spPr>
+                </pic:pic>
+              </a:graphicData>
+            </a:graphic>
+          </wp:inline>
+        </w:drawing>
+      </w:r>
+    </w:p>
+    <w:p>
+      <w:pPr>
+        <w:pStyle w:val="Normal"/>
+        <w:spacing w:after="280"/>
+        <w:jc w:val="center"/>
+        <w:rPr>
+          <w:rFonts w:ascii="SimSun" w:hAnsi="SimSun" w:eastAsia="SimSun"/>
+          <w:sz w:val="24"/>
+          <w:szCs w:val="24"/>
+        </w:rPr>
+      </w:pPr>
+      <w:r>
+        <w:rPr>
+          <w:rFonts w:hint="eastAsia" w:ascii="SimSun" w:hAnsi="SimSun" w:eastAsia="SimSun"/>
+          <w:color w:val="6B7280"/>
+          <w:sz w:val="18"/>
+          <w:szCs w:val="18"/>
+        </w:rPr>
+        <w:t>构成没变，尺子换了：同一个「1 个 ＋ 1 个」落到别处</w:t>
+      </w:r>
+    </w:p>
+    <w:p>
+      <w:pPr>
+        <w:pStyle w:val="Normal"/>
         <w:spacing w:after="160" w:line="360" w:lineRule="auto"/>
         <w:rPr>
           <w:rFonts w:ascii="SimSun" w:hAnsi="SimSun" w:eastAsia="SimSun"/>
@@ -857,7 +1179,7 @@
     </w:p>
     <w:p>
       <w:pPr>
-        <w:pStyle w:val="t0r6ss"/>
+        <w:pStyle w:val="Normal"/>
         <w:spacing w:before="160" w:after="160"/>
         <w:jc w:val="center"/>
         <w:rPr>
@@ -972,7 +1294,7 @@
     </w:p>
     <w:p>
       <w:pPr>
-        <w:pStyle w:val="t0r6ss"/>
+        <w:pStyle w:val="Normal"/>
         <w:spacing w:before="200" w:after="40"/>
         <w:jc w:val="center"/>
         <w:rPr>
@@ -986,16 +1308,16 @@
           <wp:inline distT="0" distB="0" distL="0" distR="0">
             <wp:extent cx="5334000" cy="2466975"/>
             <wp:effectExtent l="0" t="0" r="0" b="0"/>
-            <wp:docPr id="20" name="picture"/>
+            <wp:docPr id="23" name="picture"/>
             <a:graphic>
               <a:graphicData uri="http://schemas.openxmlformats.org/drawingml/2006/picture">
                 <pic:pic>
                   <pic:nvPicPr>
-                    <pic:cNvPr id="21" name="picture"/>
+                    <pic:cNvPr id="24" name="picture"/>
                     <pic:cNvPicPr/>
                   </pic:nvPicPr>
                   <pic:blipFill rotWithShape="1">
-                    <a:blip r:embed="rId10"/>
+                    <a:blip r:embed="rId11"/>
                     <a:stretch>
                       <a:fillRect/>
                     </a:stretch>
@@ -1018,7 +1340,7 @@
     </w:p>
     <w:p>
       <w:pPr>
-        <w:pStyle w:val="t0r6ss"/>
+        <w:pStyle w:val="Normal"/>
         <w:spacing w:after="280"/>
         <w:jc w:val="center"/>
         <w:rPr>
@@ -1039,7 +1361,7 @@
     </w:p>
     <w:p>
       <w:pPr>
-        <w:pStyle w:val="t0r6ss"/>
+        <w:pStyle w:val="Normal"/>
         <w:spacing w:after="160" w:line="360" w:lineRule="auto"/>
         <w:rPr>
           <w:rFonts w:ascii="SimSun" w:hAnsi="SimSun" w:eastAsia="SimSun"/>
@@ -1058,7 +1380,7 @@
     </w:p>
     <w:p>
       <w:pPr>
-        <w:pStyle w:val="t0r6ss"/>
+        <w:pStyle w:val="Normal"/>
         <w:spacing w:after="160" w:line="360" w:lineRule="auto"/>
         <w:rPr>
           <w:rFonts w:ascii="SimSun" w:hAnsi="SimSun" w:eastAsia="SimSun"/>
@@ -1077,7 +1399,7 @@
     </w:p>
     <w:p>
       <w:pPr>
-        <w:pStyle w:val="t0r6ss"/>
+        <w:pStyle w:val="Normal"/>
         <w:spacing w:before="200" w:after="40"/>
         <w:jc w:val="center"/>
         <w:rPr>
@@ -1091,16 +1413,16 @@
           <wp:inline distT="0" distB="0" distL="0" distR="0">
             <wp:extent cx="5334000" cy="2428875"/>
             <wp:effectExtent l="0" t="0" r="0" b="0"/>
-            <wp:docPr id="23" name="picture"/>
+            <wp:docPr id="26" name="picture"/>
             <a:graphic>
               <a:graphicData uri="http://schemas.openxmlformats.org/drawingml/2006/picture">
                 <pic:pic>
                   <pic:nvPicPr>
-                    <pic:cNvPr id="24" name="picture"/>
+                    <pic:cNvPr id="27" name="picture"/>
                     <pic:cNvPicPr/>
                   </pic:nvPicPr>
                   <pic:blipFill rotWithShape="1">
-                    <a:blip r:embed="rId11"/>
+                    <a:blip r:embed="rId12"/>
                     <a:stretch>
                       <a:fillRect/>
                     </a:stretch>
@@ -1123,7 +1445,7 @@
     </w:p>
     <w:p>
       <w:pPr>
-        <w:pStyle w:val="t0r6ss"/>
+        <w:pStyle w:val="Normal"/>
         <w:spacing w:after="280"/>
         <w:jc w:val="center"/>
         <w:rPr>
@@ -1144,7 +1466,7 @@
     </w:p>
     <w:p>
       <w:pPr>
-        <w:pStyle w:val="t0r6ss"/>
+        <w:pStyle w:val="Normal"/>
         <w:spacing w:after="160" w:line="360" w:lineRule="auto"/>
         <w:rPr>
           <w:rFonts w:ascii="SimSun" w:hAnsi="SimSun" w:eastAsia="SimSun"/>
@@ -1163,7 +1485,117 @@
     </w:p>
     <w:p>
       <w:pPr>
-        <w:pStyle w:val="t0r6ss"/>
+        <w:pStyle w:val="Normal"/>
+        <w:spacing w:after="160" w:line="360" w:lineRule="auto"/>
+        <w:rPr>
+          <w:rFonts w:ascii="SimSun" w:hAnsi="SimSun" w:eastAsia="SimSun"/>
+          <w:sz w:val="24"/>
+          <w:szCs w:val="24"/>
+        </w:rPr>
+      </w:pPr>
+      <w:r>
+        <w:rPr>
+          <w:rFonts w:hint="eastAsia" w:ascii="SimSun" w:hAnsi="SimSun" w:eastAsia="SimSun"/>
+          <w:sz w:val="24"/>
+          <w:szCs w:val="24"/>
+        </w:rPr>
+        <w:t>那句“一列一列看”，藏着一个前提，值得当场指出来。</w:t>
+      </w:r>
+    </w:p>
+    <w:p>
+      <w:pPr>
+        <w:pStyle w:val="Normal"/>
+        <w:spacing w:after="160" w:line="360" w:lineRule="auto"/>
+        <w:rPr>
+          <w:rFonts w:ascii="SimSun" w:hAnsi="SimSun" w:eastAsia="SimSun"/>
+          <w:sz w:val="24"/>
+          <w:szCs w:val="24"/>
+        </w:rPr>
+      </w:pPr>
+      <w:r>
+        <w:rPr>
+          <w:rFonts w:hint="eastAsia" w:ascii="SimSun" w:hAnsi="SimSun" w:eastAsia="SimSun"/>
+          <w:sz w:val="24"/>
+          <w:szCs w:val="24"/>
+        </w:rPr>
+        <w:t>合表的第一列，是先摁的那张表的第一列“再被摁一次”。被摁的是</w:t>
+      </w:r>
+      <w:r>
+        <w:rPr>
+          <w:rFonts w:hint="eastAsia" w:ascii="SimSun" w:hAnsi="SimSun" w:eastAsia="SimSun"/>
+          <w:b w:val="1"/>
+          <w:sz w:val="24"/>
+          <w:szCs w:val="24"/>
+        </w:rPr>
+        <w:t>那一列本身</w:t>
+      </w:r>
+      <w:r>
+        <w:rPr>
+          <w:rFonts w:hint="eastAsia" w:ascii="SimSun" w:hAnsi="SimSun" w:eastAsia="SimSun"/>
+          <w:sz w:val="24"/>
+          <w:szCs w:val="24"/>
+        </w:rPr>
+        <w:t>——而它之所以能被摁，是因为它被写成了两个数，这两个数是按横竖那两根标准尺子读出来的。所以 A 作用 B，作用的是 B 的两列这两捆数，不是 B 所代表的那两根新轴。B 的两列一旦被当成箭头看，它们就已经站在标准尺子上了。</w:t>
+      </w:r>
+    </w:p>
+    <w:p>
+      <w:pPr>
+        <w:pStyle w:val="Normal"/>
+        <w:spacing w:after="160" w:line="360" w:lineRule="auto"/>
+        <w:rPr>
+          <w:rFonts w:ascii="SimSun" w:hAnsi="SimSun" w:eastAsia="SimSun"/>
+          <w:sz w:val="24"/>
+          <w:szCs w:val="24"/>
+        </w:rPr>
+      </w:pPr>
+      <w:r>
+        <w:rPr>
+          <w:rFonts w:hint="eastAsia" w:ascii="SimSun" w:hAnsi="SimSun" w:eastAsia="SimSun"/>
+          <w:sz w:val="24"/>
+          <w:szCs w:val="24"/>
+        </w:rPr>
+        <w:t>同一根东西在两句话里换了身份：在“尺子换了”那句里，B 的两列是尺子；在“A 作用 B”这句里，B 的两列是待摁的箭头。换身份不换内容，但读的时候得清楚自己在哪一句里——</w:t>
+      </w:r>
+      <w:r>
+        <w:rPr>
+          <w:rFonts w:hint="eastAsia" w:ascii="SimSun" w:hAnsi="SimSun" w:eastAsia="SimSun"/>
+          <w:b w:val="1"/>
+          <w:sz w:val="24"/>
+          <w:szCs w:val="24"/>
+        </w:rPr>
+        <w:t>这一问不答，合表就会被读成“A 又把 B 的新轴换了一遍”</w:t>
+      </w:r>
+      <w:r>
+        <w:rPr>
+          <w:rFonts w:hint="eastAsia" w:ascii="SimSun" w:hAnsi="SimSun" w:eastAsia="SimSun"/>
+          <w:sz w:val="24"/>
+          <w:szCs w:val="24"/>
+        </w:rPr>
+        <w:t>；实际发生的是：A 把 B 的两捆数送到了别处，这两捆数的新位置，成了合表的两根新尺子。</w:t>
+      </w:r>
+    </w:p>
+    <w:p>
+      <w:pPr>
+        <w:pStyle w:val="Normal"/>
+        <w:spacing w:after="160" w:line="360" w:lineRule="auto"/>
+        <w:rPr>
+          <w:rFonts w:ascii="SimSun" w:hAnsi="SimSun" w:eastAsia="SimSun"/>
+          <w:sz w:val="24"/>
+          <w:szCs w:val="24"/>
+        </w:rPr>
+      </w:pPr>
+      <w:r>
+        <w:rPr>
+          <w:rFonts w:hint="eastAsia" w:ascii="SimSun" w:hAnsi="SimSun" w:eastAsia="SimSun"/>
+          <w:sz w:val="24"/>
+          <w:szCs w:val="24"/>
+        </w:rPr>
+        <w:t>每张表内部都默认着那副标准尺子。这个默认平时看不见，只有另一张表来作用它的时候才露面。</w:t>
+      </w:r>
+    </w:p>
+    <w:p>
+      <w:pPr>
+        <w:pStyle w:val="Normal"/>
         <w:spacing w:before="200" w:after="40"/>
         <w:jc w:val="center"/>
         <w:rPr>
@@ -1177,16 +1609,16 @@
           <wp:inline distT="0" distB="0" distL="0" distR="0">
             <wp:extent cx="5334000" cy="4419600"/>
             <wp:effectExtent l="0" t="0" r="0" b="0"/>
-            <wp:docPr id="26" name="picture"/>
+            <wp:docPr id="29" name="picture"/>
             <a:graphic>
               <a:graphicData uri="http://schemas.openxmlformats.org/drawingml/2006/picture">
                 <pic:pic>
                   <pic:nvPicPr>
-                    <pic:cNvPr id="27" name="picture"/>
+                    <pic:cNvPr id="30" name="picture"/>
                     <pic:cNvPicPr/>
                   </pic:nvPicPr>
                   <pic:blipFill rotWithShape="1">
-                    <a:blip r:embed="rId12"/>
+                    <a:blip r:embed="rId13"/>
                     <a:stretch>
                       <a:fillRect/>
                     </a:stretch>
@@ -1209,7 +1641,7 @@
     </w:p>
     <w:p>
       <w:pPr>
-        <w:pStyle w:val="t0r6ss"/>
+        <w:pStyle w:val="Normal"/>
         <w:spacing w:after="280"/>
         <w:jc w:val="center"/>
         <w:rPr>
@@ -1230,7 +1662,7 @@
     </w:p>
     <w:p>
       <w:pPr>
-        <w:pStyle w:val="t0r6ss"/>
+        <w:pStyle w:val="Normal"/>
         <w:spacing w:after="160" w:line="360" w:lineRule="auto"/>
         <w:rPr>
           <w:rFonts w:ascii="SimSun" w:hAnsi="SimSun" w:eastAsia="SimSun"/>
@@ -1249,7 +1681,7 @@
     </w:p>
     <w:p>
       <w:pPr>
-        <w:pStyle w:val="t0r6ss"/>
+        <w:pStyle w:val="Normal"/>
         <w:spacing w:after="160" w:line="360" w:lineRule="auto"/>
         <w:rPr>
           <w:rFonts w:ascii="SimSun" w:hAnsi="SimSun" w:eastAsia="SimSun"/>
@@ -1268,7 +1700,7 @@
     </w:p>
     <w:p>
       <w:pPr>
-        <w:pStyle w:val="t0r6ss"/>
+        <w:pStyle w:val="Normal"/>
         <w:spacing w:before="200" w:after="40"/>
         <w:jc w:val="center"/>
         <w:rPr>
@@ -1282,16 +1714,16 @@
           <wp:inline distT="0" distB="0" distL="0" distR="0">
             <wp:extent cx="5334000" cy="3914775"/>
             <wp:effectExtent l="0" t="0" r="0" b="0"/>
-            <wp:docPr id="29" name="picture"/>
+            <wp:docPr id="32" name="picture"/>
             <a:graphic>
               <a:graphicData uri="http://schemas.openxmlformats.org/drawingml/2006/picture">
                 <pic:pic>
                   <pic:nvPicPr>
-                    <pic:cNvPr id="30" name="picture"/>
+                    <pic:cNvPr id="33" name="picture"/>
                     <pic:cNvPicPr/>
                   </pic:nvPicPr>
                   <pic:blipFill rotWithShape="1">
-                    <a:blip r:embed="rId13"/>
+                    <a:blip r:embed="rId14"/>
                     <a:stretch>
                       <a:fillRect/>
                     </a:stretch>
@@ -1314,7 +1746,7 @@
     </w:p>
     <w:p>
       <w:pPr>
-        <w:pStyle w:val="t0r6ss"/>
+        <w:pStyle w:val="Normal"/>
         <w:spacing w:after="280"/>
         <w:jc w:val="center"/>
         <w:rPr>
@@ -1335,7 +1767,7 @@
     </w:p>
     <w:p>
       <w:pPr>
-        <w:pStyle w:val="t0r6ss"/>
+        <w:pStyle w:val="Normal"/>
         <w:spacing w:after="160" w:line="360" w:lineRule="auto"/>
         <w:rPr>
           <w:rFonts w:ascii="SimSun" w:hAnsi="SimSun" w:eastAsia="SimSun"/>
@@ -1369,7 +1801,7 @@
     </w:p>
     <w:p>
       <w:pPr>
-        <w:pStyle w:val="t0r6ss"/>
+        <w:pStyle w:val="Normal"/>
         <w:spacing w:after="160" w:line="360" w:lineRule="auto"/>
         <w:rPr>
           <w:rFonts w:ascii="SimSun" w:hAnsi="SimSun" w:eastAsia="SimSun"/>
@@ -1445,7 +1877,7 @@
     </w:p>
     <w:p>
       <w:pPr>
-        <w:pStyle w:val="t0r6ss"/>
+        <w:pStyle w:val="Normal"/>
         <w:spacing w:before="200" w:after="40"/>
         <w:jc w:val="center"/>
         <w:rPr>
@@ -1459,16 +1891,16 @@
           <wp:inline distT="0" distB="0" distL="0" distR="0">
             <wp:extent cx="5334000" cy="2600325"/>
             <wp:effectExtent l="0" t="0" r="0" b="0"/>
-            <wp:docPr id="32" name="picture"/>
+            <wp:docPr id="35" name="picture"/>
             <a:graphic>
               <a:graphicData uri="http://schemas.openxmlformats.org/drawingml/2006/picture">
                 <pic:pic>
                   <pic:nvPicPr>
-                    <pic:cNvPr id="33" name="picture"/>
+                    <pic:cNvPr id="36" name="picture"/>
                     <pic:cNvPicPr/>
                   </pic:nvPicPr>
                   <pic:blipFill rotWithShape="1">
-                    <a:blip r:embed="rId14"/>
+                    <a:blip r:embed="rId15"/>
                     <a:stretch>
                       <a:fillRect/>
                     </a:stretch>
@@ -1491,7 +1923,7 @@
     </w:p>
     <w:p>
       <w:pPr>
-        <w:pStyle w:val="t0r6ss"/>
+        <w:pStyle w:val="Normal"/>
         <w:spacing w:after="280"/>
         <w:jc w:val="center"/>
         <w:rPr>
@@ -1512,7 +1944,7 @@
     </w:p>
     <w:p>
       <w:pPr>
-        <w:pStyle w:val="t0r6ss"/>
+        <w:pStyle w:val="Normal"/>
         <w:spacing w:after="160" w:line="360" w:lineRule="auto"/>
         <w:rPr>
           <w:rFonts w:ascii="SimSun" w:hAnsi="SimSun" w:eastAsia="SimSun"/>
@@ -1557,7 +1989,7 @@
     </w:p>
     <w:p>
       <w:pPr>
-        <w:pStyle w:val="t0r6ss"/>
+        <w:pStyle w:val="Normal"/>
         <w:spacing w:after="160" w:line="360" w:lineRule="auto"/>
         <w:rPr>
           <w:rFonts w:ascii="SimSun" w:hAnsi="SimSun" w:eastAsia="SimSun"/>
@@ -1618,7 +2050,7 @@
     </w:p>
     <w:p>
       <w:pPr>
-        <w:pStyle w:val="t0r6ss"/>
+        <w:pStyle w:val="Normal"/>
         <w:spacing w:before="200" w:after="40"/>
         <w:jc w:val="center"/>
         <w:rPr>
@@ -1632,16 +2064,16 @@
           <wp:inline distT="0" distB="0" distL="0" distR="0">
             <wp:extent cx="5334000" cy="1733550"/>
             <wp:effectExtent l="0" t="0" r="0" b="0"/>
-            <wp:docPr id="35" name="picture"/>
+            <wp:docPr id="38" name="picture"/>
             <a:graphic>
               <a:graphicData uri="http://schemas.openxmlformats.org/drawingml/2006/picture">
                 <pic:pic>
                   <pic:nvPicPr>
-                    <pic:cNvPr id="36" name="picture"/>
+                    <pic:cNvPr id="39" name="picture"/>
                     <pic:cNvPicPr/>
                   </pic:nvPicPr>
                   <pic:blipFill rotWithShape="1">
-                    <a:blip r:embed="rId15"/>
+                    <a:blip r:embed="rId16"/>
                     <a:stretch>
                       <a:fillRect/>
                     </a:stretch>
@@ -1664,7 +2096,7 @@
     </w:p>
     <w:p>
       <w:pPr>
-        <w:pStyle w:val="t0r6ss"/>
+        <w:pStyle w:val="Normal"/>
         <w:spacing w:after="280"/>
         <w:jc w:val="center"/>
         <w:rPr>
@@ -1685,7 +2117,7 @@
     </w:p>
     <w:p>
       <w:pPr>
-        <w:pStyle w:val="t0r6ss"/>
+        <w:pStyle w:val="Normal"/>
         <w:spacing w:after="160" w:line="360" w:lineRule="auto"/>
         <w:rPr>
           <w:rFonts w:ascii="SimSun" w:hAnsi="SimSun" w:eastAsia="SimSun"/>
@@ -1756,7 +2188,7 @@
     </w:p>
     <w:p>
       <w:pPr>
-        <w:pStyle w:val="t0r6ss"/>
+        <w:pStyle w:val="Normal"/>
         <w:spacing w:before="200" w:after="40"/>
         <w:jc w:val="center"/>
         <w:rPr>
@@ -1770,16 +2202,16 @@
           <wp:inline distT="0" distB="0" distL="0" distR="0">
             <wp:extent cx="5334000" cy="2295525"/>
             <wp:effectExtent l="0" t="0" r="0" b="0"/>
-            <wp:docPr id="38" name="picture"/>
+            <wp:docPr id="41" name="picture"/>
             <a:graphic>
               <a:graphicData uri="http://schemas.openxmlformats.org/drawingml/2006/picture">
                 <pic:pic>
                   <pic:nvPicPr>
-                    <pic:cNvPr id="39" name="picture"/>
+                    <pic:cNvPr id="42" name="picture"/>
                     <pic:cNvPicPr/>
                   </pic:nvPicPr>
                   <pic:blipFill rotWithShape="1">
-                    <a:blip r:embed="rId16"/>
+                    <a:blip r:embed="rId17"/>
                     <a:stretch>
                       <a:fillRect/>
                     </a:stretch>
@@ -1802,7 +2234,7 @@
     </w:p>
     <w:p>
       <w:pPr>
-        <w:pStyle w:val="t0r6ss"/>
+        <w:pStyle w:val="Normal"/>
         <w:spacing w:after="280"/>
         <w:jc w:val="center"/>
         <w:rPr>
@@ -1823,7 +2255,7 @@
     </w:p>
     <w:p>
       <w:pPr>
-        <w:pStyle w:val="t0r6ss"/>
+        <w:pStyle w:val="Normal"/>
         <w:spacing w:after="160" w:line="360" w:lineRule="auto"/>
         <w:rPr>
           <w:rFonts w:ascii="SimSun" w:hAnsi="SimSun" w:eastAsia="SimSun"/>
@@ -1842,7 +2274,7 @@
     </w:p>
     <w:p>
       <w:pPr>
-        <w:pStyle w:val="t0r6ss"/>
+        <w:pStyle w:val="Normal"/>
         <w:spacing w:before="200" w:after="40"/>
         <w:jc w:val="center"/>
         <w:rPr>
@@ -1856,16 +2288,16 @@
           <wp:inline distT="0" distB="0" distL="0" distR="0">
             <wp:extent cx="5334000" cy="1181100"/>
             <wp:effectExtent l="0" t="0" r="0" b="0"/>
-            <wp:docPr id="41" name="picture"/>
+            <wp:docPr id="44" name="picture"/>
             <a:graphic>
               <a:graphicData uri="http://schemas.openxmlformats.org/drawingml/2006/picture">
                 <pic:pic>
                   <pic:nvPicPr>
-                    <pic:cNvPr id="42" name="picture"/>
+                    <pic:cNvPr id="45" name="picture"/>
                     <pic:cNvPicPr/>
                   </pic:nvPicPr>
                   <pic:blipFill rotWithShape="1">
-                    <a:blip r:embed="rId17"/>
+                    <a:blip r:embed="rId18"/>
                     <a:stretch>
                       <a:fillRect/>
                     </a:stretch>
@@ -1888,7 +2320,7 @@
     </w:p>
     <w:p>
       <w:pPr>
-        <w:pStyle w:val="t0r6ss"/>
+        <w:pStyle w:val="Normal"/>
         <w:spacing w:after="280"/>
         <w:jc w:val="center"/>
         <w:rPr>
@@ -1909,7 +2341,7 @@
     </w:p>
     <w:p>
       <w:pPr>
-        <w:pStyle w:val="t0r6ss"/>
+        <w:pStyle w:val="Normal"/>
         <w:spacing w:after="160" w:line="360" w:lineRule="auto"/>
         <w:rPr>
           <w:rFonts w:ascii="SimSun" w:hAnsi="SimSun" w:eastAsia="SimSun"/>
@@ -1928,7 +2360,7 @@
     </w:p>
     <w:p>
       <w:pPr>
-        <w:pStyle w:val="t0r6ss"/>
+        <w:pStyle w:val="Normal"/>
         <w:spacing w:after="160" w:line="360" w:lineRule="auto"/>
         <w:rPr>
           <w:rFonts w:ascii="SimSun" w:hAnsi="SimSun" w:eastAsia="SimSun"/>
@@ -1947,7 +2379,7 @@
     </w:p>
     <w:p>
       <w:pPr>
-        <w:pStyle w:val="t0r6ss"/>
+        <w:pStyle w:val="Normal"/>
         <w:spacing w:after="160" w:line="360" w:lineRule="auto"/>
         <w:rPr>
           <w:rFonts w:ascii="SimSun" w:hAnsi="SimSun" w:eastAsia="SimSun"/>
@@ -2025,7 +2457,7 @@
     </w:p>
     <w:p>
       <w:pPr>
-        <w:pStyle w:val="t0r6ss"/>
+        <w:pStyle w:val="Normal"/>
         <w:spacing w:after="160" w:line="360" w:lineRule="auto"/>
         <w:rPr>
           <w:rFonts w:ascii="SimSun" w:hAnsi="SimSun" w:eastAsia="SimSun"/>
@@ -2050,17 +2482,10 @@
 
 <file path=word/styles.xml><?xml version="1.0" encoding="utf-8"?>
 <w:styles xmlns:w="http://schemas.openxmlformats.org/wordprocessingml/2006/main">
-  <w:style w:type="paragraph" w:styleId="t0r6ss" w:default="1">
-    <w:name w:val="Normal"/>
-    <w:pPr>
-      <w:widowControl w:val="0"/>
-      <w:jc w:val="left"/>
-    </w:pPr>
-  </w:style>
-  <w:style w:type="paragraph" w:styleId="6s4r4i">
+  <w:style w:type="paragraph" w:styleId="Heading1" w:customStyle="0">
     <w:name w:val="heading 1"/>
-    <w:basedOn w:val="wpl7go"/>
-    <w:next w:val="wpl7go"/>
+    <w:basedOn w:val="Normal"/>
+    <w:next w:val="Normal"/>
     <w:uiPriority w:val="9"/>
     <w:qFormat w:val="1"/>
     <w:pPr>
@@ -2076,6 +2501,13 @@
       <w:sz w:val="36"/>
       <w:szCs w:val="36"/>
     </w:rPr>
+  </w:style>
+  <w:style w:type="paragraph" w:styleId="Normal" w:default="1" w:customStyle="0">
+    <w:name w:val="Normal"/>
+    <w:pPr>
+      <w:widowControl w:val="0"/>
+      <w:jc w:val="left"/>
+    </w:pPr>
   </w:style>
 </w:styles>
 </file>
